--- a/football_american/nfl-points-spread-inference/NFLPointsWorksheet.docx
+++ b/football_american/nfl-points-spread-inference/NFLPointsWorksheet.docx
@@ -117,7 +117,21 @@
         <w:rPr>
           <w:rFonts w:ascii="Times New Roman" w:hAnsi="Times New Roman" w:cs="Times New Roman"/>
         </w:rPr>
-        <w:t xml:space="preserve">) score. In order to “win against the points” (or </w:t>
+        <w:t xml:space="preserve">) score. </w:t>
+      </w:r>
+      <w:proofErr w:type="gramStart"/>
+      <w:r>
+        <w:rPr>
+          <w:rFonts w:ascii="Times New Roman" w:hAnsi="Times New Roman" w:cs="Times New Roman"/>
+        </w:rPr>
+        <w:t>In order to</w:t>
+      </w:r>
+      <w:proofErr w:type="gramEnd"/>
+      <w:r>
+        <w:rPr>
+          <w:rFonts w:ascii="Times New Roman" w:hAnsi="Times New Roman" w:cs="Times New Roman"/>
+        </w:rPr>
+        <w:t xml:space="preserve"> “win against the points” (or </w:t>
       </w:r>
       <w:r>
         <w:rPr>
@@ -153,7 +167,21 @@
         <w:rPr>
           <w:rFonts w:ascii="Times New Roman" w:hAnsi="Times New Roman" w:cs="Times New Roman"/>
         </w:rPr>
-        <w:t>: The Kansas City Chiefs played at the Buffalo Bills in week #12 of the 2024 season and Buffalo was a 2.5 point favorite. The final score was Buffalo 30 - Kansas City 21, so Buffalo won against the points. If Kansas City had scored one more touchdown to make the score 30-28, they would have covered the 2.5 spread.</w:t>
+        <w:t xml:space="preserve">: The Kansas City Chiefs played at the Buffalo Bills in week #12 of the 2024 season and Buffalo was a </w:t>
+      </w:r>
+      <w:proofErr w:type="gramStart"/>
+      <w:r>
+        <w:rPr>
+          <w:rFonts w:ascii="Times New Roman" w:hAnsi="Times New Roman" w:cs="Times New Roman"/>
+        </w:rPr>
+        <w:t>2.5 point</w:t>
+      </w:r>
+      <w:proofErr w:type="gramEnd"/>
+      <w:r>
+        <w:rPr>
+          <w:rFonts w:ascii="Times New Roman" w:hAnsi="Times New Roman" w:cs="Times New Roman"/>
+        </w:rPr>
+        <w:t xml:space="preserve"> favorite. The final score was Buffalo 30 - Kansas City 21, so Buffalo won against the points. If Kansas City had scored one more touchdown to make the score 30-28, they would have covered the 2.5 spread.</w:t>
       </w:r>
     </w:p>
     <w:p>
@@ -167,7 +195,21 @@
         <w:rPr>
           <w:rFonts w:ascii="Times New Roman" w:hAnsi="Times New Roman" w:cs="Times New Roman"/>
         </w:rPr>
-        <w:t>In theory, the point spread makes the game a toss up, so either team has a 50% chance of winning. In practice, the point spreads are often chosen to try to get an equal am</w:t>
+        <w:t xml:space="preserve">In theory, the point spread makes the game a </w:t>
+      </w:r>
+      <w:proofErr w:type="spellStart"/>
+      <w:r>
+        <w:rPr>
+          <w:rFonts w:ascii="Times New Roman" w:hAnsi="Times New Roman" w:cs="Times New Roman"/>
+        </w:rPr>
+        <w:t>toss up</w:t>
+      </w:r>
+      <w:proofErr w:type="spellEnd"/>
+      <w:r>
+        <w:rPr>
+          <w:rFonts w:ascii="Times New Roman" w:hAnsi="Times New Roman" w:cs="Times New Roman"/>
+        </w:rPr>
+        <w:t>, so either team has a 50% chance of winning. In practice, the point spreads are often chosen to try to get an equal am</w:t>
       </w:r>
       <w:r>
         <w:rPr>
@@ -453,6 +495,7 @@
                 <w:szCs w:val="20"/>
               </w:rPr>
             </w:pPr>
+            <w:proofErr w:type="spellStart"/>
             <w:r>
               <w:rPr>
                 <w:rFonts w:ascii="Times New Roman" w:hAnsi="Times New Roman" w:cs="Times New Roman"/>
@@ -463,6 +506,7 @@
               </w:rPr>
               <w:t>FavScore</w:t>
             </w:r>
+            <w:proofErr w:type="spellEnd"/>
           </w:p>
         </w:tc>
         <w:tc>
@@ -677,6 +721,7 @@
                 <w:szCs w:val="20"/>
               </w:rPr>
             </w:pPr>
+            <w:proofErr w:type="spellStart"/>
             <w:r>
               <w:rPr>
                 <w:rFonts w:ascii="Times New Roman" w:hAnsi="Times New Roman" w:cs="Times New Roman"/>
@@ -687,6 +732,7 @@
               </w:rPr>
               <w:t>DogScore</w:t>
             </w:r>
+            <w:proofErr w:type="spellEnd"/>
           </w:p>
         </w:tc>
         <w:tc>
@@ -731,6 +777,7 @@
                 <w:szCs w:val="20"/>
               </w:rPr>
             </w:pPr>
+            <w:proofErr w:type="spellStart"/>
             <w:r>
               <w:rPr>
                 <w:rFonts w:ascii="Times New Roman" w:hAnsi="Times New Roman" w:cs="Times New Roman"/>
@@ -741,6 +788,7 @@
               </w:rPr>
               <w:t>FavCover</w:t>
             </w:r>
+            <w:proofErr w:type="spellEnd"/>
           </w:p>
         </w:tc>
         <w:tc>
@@ -785,6 +833,7 @@
                 <w:szCs w:val="20"/>
               </w:rPr>
             </w:pPr>
+            <w:proofErr w:type="spellStart"/>
             <w:r>
               <w:rPr>
                 <w:rFonts w:ascii="Times New Roman" w:hAnsi="Times New Roman" w:cs="Times New Roman"/>
@@ -795,6 +844,7 @@
               </w:rPr>
               <w:t>FavDiff</w:t>
             </w:r>
+            <w:proofErr w:type="spellEnd"/>
           </w:p>
         </w:tc>
         <w:tc>
@@ -839,6 +889,7 @@
                 <w:szCs w:val="20"/>
               </w:rPr>
             </w:pPr>
+            <w:proofErr w:type="spellStart"/>
             <w:r>
               <w:rPr>
                 <w:rFonts w:ascii="Times New Roman" w:hAnsi="Times New Roman" w:cs="Times New Roman"/>
@@ -849,6 +900,7 @@
               </w:rPr>
               <w:t>FavWin</w:t>
             </w:r>
+            <w:proofErr w:type="spellEnd"/>
           </w:p>
         </w:tc>
         <w:tc>
@@ -893,6 +945,7 @@
                 <w:szCs w:val="20"/>
               </w:rPr>
             </w:pPr>
+            <w:proofErr w:type="spellStart"/>
             <w:r>
               <w:rPr>
                 <w:rFonts w:ascii="Times New Roman" w:hAnsi="Times New Roman" w:cs="Times New Roman"/>
@@ -903,6 +956,7 @@
               </w:rPr>
               <w:t>HomeDog</w:t>
             </w:r>
+            <w:proofErr w:type="spellEnd"/>
           </w:p>
         </w:tc>
         <w:tc>
@@ -947,6 +1001,7 @@
                 <w:szCs w:val="20"/>
               </w:rPr>
             </w:pPr>
+            <w:proofErr w:type="spellStart"/>
             <w:r>
               <w:rPr>
                 <w:rFonts w:ascii="Times New Roman" w:hAnsi="Times New Roman" w:cs="Times New Roman"/>
@@ -957,6 +1012,7 @@
               </w:rPr>
               <w:t>HomeScore</w:t>
             </w:r>
+            <w:proofErr w:type="spellEnd"/>
           </w:p>
         </w:tc>
         <w:tc>
@@ -1001,6 +1057,7 @@
                 <w:szCs w:val="20"/>
               </w:rPr>
             </w:pPr>
+            <w:proofErr w:type="spellStart"/>
             <w:r>
               <w:rPr>
                 <w:rFonts w:ascii="Times New Roman" w:hAnsi="Times New Roman" w:cs="Times New Roman"/>
@@ -1011,6 +1068,7 @@
               </w:rPr>
               <w:t>AwayScore</w:t>
             </w:r>
+            <w:proofErr w:type="spellEnd"/>
           </w:p>
         </w:tc>
         <w:tc>
@@ -1055,6 +1113,7 @@
                 <w:szCs w:val="20"/>
               </w:rPr>
             </w:pPr>
+            <w:proofErr w:type="spellStart"/>
             <w:r>
               <w:rPr>
                 <w:rFonts w:ascii="Times New Roman" w:hAnsi="Times New Roman" w:cs="Times New Roman"/>
@@ -1065,6 +1124,7 @@
               </w:rPr>
               <w:t>HomePts</w:t>
             </w:r>
+            <w:proofErr w:type="spellEnd"/>
           </w:p>
         </w:tc>
         <w:tc>
@@ -1109,6 +1169,7 @@
                 <w:szCs w:val="20"/>
               </w:rPr>
             </w:pPr>
+            <w:proofErr w:type="spellStart"/>
             <w:r>
               <w:rPr>
                 <w:rFonts w:ascii="Times New Roman" w:hAnsi="Times New Roman" w:cs="Times New Roman"/>
@@ -1119,6 +1180,7 @@
               </w:rPr>
               <w:t>HomeCover</w:t>
             </w:r>
+            <w:proofErr w:type="spellEnd"/>
           </w:p>
         </w:tc>
         <w:tc>
@@ -1163,6 +1225,7 @@
                 <w:szCs w:val="20"/>
               </w:rPr>
             </w:pPr>
+            <w:proofErr w:type="spellStart"/>
             <w:r>
               <w:rPr>
                 <w:rFonts w:ascii="Times New Roman" w:hAnsi="Times New Roman" w:cs="Times New Roman"/>
@@ -1173,6 +1236,7 @@
               </w:rPr>
               <w:t>HomeDiff</w:t>
             </w:r>
+            <w:proofErr w:type="spellEnd"/>
           </w:p>
         </w:tc>
         <w:tc>
@@ -1217,6 +1281,7 @@
                 <w:szCs w:val="20"/>
               </w:rPr>
             </w:pPr>
+            <w:proofErr w:type="spellStart"/>
             <w:r>
               <w:rPr>
                 <w:rFonts w:ascii="Times New Roman" w:hAnsi="Times New Roman" w:cs="Times New Roman"/>
@@ -1227,6 +1292,7 @@
               </w:rPr>
               <w:t>HomeWin</w:t>
             </w:r>
+            <w:proofErr w:type="spellEnd"/>
           </w:p>
         </w:tc>
         <w:tc>
@@ -1439,7 +1505,21 @@
         <w:rPr>
           <w:rFonts w:ascii="Times New Roman" w:hAnsi="Times New Roman" w:cs="Times New Roman"/>
         </w:rPr>
-        <w:t xml:space="preserve">What proportion of the time does the favored team actually win the game outright? </w:t>
+        <w:t xml:space="preserve">What proportion of the time does the favored team </w:t>
+      </w:r>
+      <w:proofErr w:type="gramStart"/>
+      <w:r>
+        <w:rPr>
+          <w:rFonts w:ascii="Times New Roman" w:hAnsi="Times New Roman" w:cs="Times New Roman"/>
+        </w:rPr>
+        <w:t>actually win</w:t>
+      </w:r>
+      <w:proofErr w:type="gramEnd"/>
+      <w:r>
+        <w:rPr>
+          <w:rFonts w:ascii="Times New Roman" w:hAnsi="Times New Roman" w:cs="Times New Roman"/>
+        </w:rPr>
+        <w:t xml:space="preserve"> the game outright? </w:t>
       </w:r>
     </w:p>
     <w:p>
@@ -1507,6 +1587,7 @@
         </w:rPr>
         <w:t>Many football fans say that the home field advantage is about a field goal (three points). Is the average home margin (</w:t>
       </w:r>
+      <w:proofErr w:type="spellStart"/>
       <w:r>
         <w:rPr>
           <w:rFonts w:ascii="Times New Roman" w:hAnsi="Times New Roman" w:cs="Times New Roman"/>
@@ -1515,6 +1596,7 @@
         </w:rPr>
         <w:t>HomeDiff</w:t>
       </w:r>
+      <w:proofErr w:type="spellEnd"/>
       <w:r>
         <w:rPr>
           <w:rFonts w:ascii="Times New Roman" w:hAnsi="Times New Roman" w:cs="Times New Roman"/>
@@ -1571,6 +1653,7 @@
         </w:rPr>
         <w:t xml:space="preserve"> average point spread assigned to the home team (</w:t>
       </w:r>
+      <w:proofErr w:type="spellStart"/>
       <w:r>
         <w:rPr>
           <w:rFonts w:ascii="Times New Roman" w:hAnsi="Times New Roman" w:cs="Times New Roman"/>
@@ -1579,6 +1662,7 @@
         </w:rPr>
         <w:t>HomePts</w:t>
       </w:r>
+      <w:proofErr w:type="spellEnd"/>
       <w:r>
         <w:rPr>
           <w:rFonts w:ascii="Times New Roman" w:hAnsi="Times New Roman" w:cs="Times New Roman"/>
@@ -1631,6 +1715,7 @@
         </w:rPr>
         <w:t>) and the actual margin for the favored team (</w:t>
       </w:r>
+      <w:proofErr w:type="spellStart"/>
       <w:r>
         <w:rPr>
           <w:rFonts w:ascii="Times New Roman" w:hAnsi="Times New Roman" w:cs="Times New Roman"/>
@@ -1639,6 +1724,7 @@
         </w:rPr>
         <w:t>FavDiff</w:t>
       </w:r>
+      <w:proofErr w:type="spellEnd"/>
       <w:r>
         <w:rPr>
           <w:rFonts w:ascii="Times New Roman" w:hAnsi="Times New Roman" w:cs="Times New Roman"/>
@@ -1689,6 +1775,7 @@
         </w:rPr>
         <w:t>estimate the margin for the favored team (</w:t>
       </w:r>
+      <w:proofErr w:type="spellStart"/>
       <w:r>
         <w:rPr>
           <w:rFonts w:ascii="Times New Roman" w:hAnsi="Times New Roman" w:cs="Times New Roman"/>
@@ -1697,6 +1784,7 @@
         </w:rPr>
         <w:t>FavDiff</w:t>
       </w:r>
+      <w:proofErr w:type="spellEnd"/>
       <w:r>
         <w:rPr>
           <w:rFonts w:ascii="Times New Roman" w:hAnsi="Times New Roman" w:cs="Times New Roman"/>
@@ -1737,6 +1825,7 @@
         </w:rPr>
         <w:t>) and the actual game margin (</w:t>
       </w:r>
+      <w:proofErr w:type="spellStart"/>
       <w:r>
         <w:rPr>
           <w:rFonts w:ascii="Times New Roman" w:hAnsi="Times New Roman" w:cs="Times New Roman"/>
@@ -1745,6 +1834,7 @@
         </w:rPr>
         <w:t>FavDiff</w:t>
       </w:r>
+      <w:proofErr w:type="spellEnd"/>
       <w:r>
         <w:rPr>
           <w:rFonts w:ascii="Times New Roman" w:hAnsi="Times New Roman" w:cs="Times New Roman"/>
@@ -1764,7 +1854,21 @@
         <w:rPr>
           <w:rFonts w:ascii="Times New Roman" w:hAnsi="Times New Roman" w:cs="Times New Roman"/>
         </w:rPr>
-        <w:t>Do point spreads get more accurate as the season goes along?  Address this in two ways:</w:t>
+        <w:t xml:space="preserve">Do </w:t>
+      </w:r>
+      <w:proofErr w:type="gramStart"/>
+      <w:r>
+        <w:rPr>
+          <w:rFonts w:ascii="Times New Roman" w:hAnsi="Times New Roman" w:cs="Times New Roman"/>
+        </w:rPr>
+        <w:t>point</w:t>
+      </w:r>
+      <w:proofErr w:type="gramEnd"/>
+      <w:r>
+        <w:rPr>
+          <w:rFonts w:ascii="Times New Roman" w:hAnsi="Times New Roman" w:cs="Times New Roman"/>
+        </w:rPr>
+        <w:t xml:space="preserve"> spreads get more accurate as the season goes along?  Address this in two ways:</w:t>
       </w:r>
     </w:p>
     <w:p>
@@ -1805,13 +1909,7 @@
         <w:rPr>
           <w:rFonts w:ascii="Times New Roman" w:hAnsi="Times New Roman" w:cs="Times New Roman"/>
         </w:rPr>
-        <w:t xml:space="preserve">Find the absolute value of the difference between </w:t>
-      </w:r>
-      <w:r>
-        <w:rPr>
-          <w:rFonts w:ascii="Times New Roman" w:hAnsi="Times New Roman" w:cs="Times New Roman"/>
-        </w:rPr>
-        <w:t>the point spread (</w:t>
+        <w:t>Refer to the absolute value of the difference between the point spread (</w:t>
       </w:r>
       <w:r>
         <w:rPr>
@@ -1825,14 +1923,9 @@
         <w:rPr>
           <w:rFonts w:ascii="Times New Roman" w:hAnsi="Times New Roman" w:cs="Times New Roman"/>
         </w:rPr>
-        <w:t>)</w:t>
-      </w:r>
-      <w:r>
-        <w:rPr>
-          <w:rFonts w:ascii="Times New Roman" w:hAnsi="Times New Roman" w:cs="Times New Roman"/>
-        </w:rPr>
-        <w:t xml:space="preserve"> and the actual game margin (</w:t>
-      </w:r>
+        <w:t>) and the actual game margin (</w:t>
+      </w:r>
+      <w:proofErr w:type="spellStart"/>
       <w:r>
         <w:rPr>
           <w:rFonts w:ascii="Times New Roman" w:hAnsi="Times New Roman" w:cs="Times New Roman"/>
@@ -1841,11 +1934,32 @@
         </w:rPr>
         <w:t>FavDiff</w:t>
       </w:r>
-      <w:r>
-        <w:rPr>
-          <w:rFonts w:ascii="Times New Roman" w:hAnsi="Times New Roman" w:cs="Times New Roman"/>
-        </w:rPr>
-        <w:t>) for each game.  Is the average discrepancy smaller in the second half of the season than the first half?</w:t>
+      <w:proofErr w:type="spellEnd"/>
+      <w:r>
+        <w:rPr>
+          <w:rFonts w:ascii="Times New Roman" w:hAnsi="Times New Roman" w:cs="Times New Roman"/>
+        </w:rPr>
+        <w:t xml:space="preserve">) from question #8.  </w:t>
+      </w:r>
+      <w:r>
+        <w:rPr>
+          <w:rFonts w:ascii="Times New Roman" w:hAnsi="Times New Roman" w:cs="Times New Roman"/>
+        </w:rPr>
+        <w:t xml:space="preserve">Is the average discrepancy smaller in the second half of the season </w:t>
+      </w:r>
+      <w:proofErr w:type="gramStart"/>
+      <w:r>
+        <w:rPr>
+          <w:rFonts w:ascii="Times New Roman" w:hAnsi="Times New Roman" w:cs="Times New Roman"/>
+        </w:rPr>
+        <w:t>than</w:t>
+      </w:r>
+      <w:proofErr w:type="gramEnd"/>
+      <w:r>
+        <w:rPr>
+          <w:rFonts w:ascii="Times New Roman" w:hAnsi="Times New Roman" w:cs="Times New Roman"/>
+        </w:rPr>
+        <w:t xml:space="preserve"> the first half?</w:t>
       </w:r>
       <w:r>
         <w:rPr>
@@ -2101,17 +2215,12 @@
           <w:rFonts w:ascii="Times New Roman" w:hAnsi="Times New Roman" w:cs="Times New Roman"/>
         </w:rPr>
       </w:pPr>
-      <w:r>
-        <w:rPr>
-          <w:rFonts w:ascii="Times New Roman" w:hAnsi="Times New Roman" w:cs="Times New Roman"/>
-        </w:rPr>
-        <w:t xml:space="preserve">Use the proportion of times the home team </w:t>
-      </w:r>
-      <w:r>
-        <w:rPr>
-          <w:rFonts w:ascii="Times New Roman" w:hAnsi="Times New Roman" w:cs="Times New Roman"/>
-        </w:rPr>
-        <w:t>wins the game outright</w:t>
+      <w:bookmarkStart w:id="3" w:name="_Hlk204440915"/>
+      <w:r>
+        <w:rPr>
+          <w:rFonts w:ascii="Times New Roman" w:hAnsi="Times New Roman" w:cs="Times New Roman"/>
+        </w:rPr>
+        <w:t>Use how often the home team wins the game outright</w:t>
       </w:r>
       <w:r>
         <w:rPr>
@@ -2119,6 +2228,7 @@
         </w:rPr>
         <w:t>.</w:t>
       </w:r>
+      <w:bookmarkEnd w:id="3"/>
     </w:p>
     <w:sectPr>
       <w:pgSz w:w="12240" w:h="15840"/>
